--- a/public/documents/requirement5/5_2/5_2_modelo_politica.docx
+++ b/public/documents/requirement5/5_2/5_2_modelo_politica.docx
@@ -360,18 +360,16 @@
         <w:sz w:val="20"/>
         <w:szCs w:val="20"/>
       </w:rPr>
-      <w:t xml:space="preserve">MOD 5.2 – </w:t>
+      <w:t xml:space="preserve">5.2 – </w:t>
     </w:r>
-    <w:proofErr w:type="gramStart"/>
     <w:r>
       <w:rPr>
         <w:rFonts w:ascii="Cambria" w:hAnsi="Cambria"/>
         <w:sz w:val="20"/>
         <w:szCs w:val="20"/>
       </w:rPr>
-      <w:t>Politica</w:t>
+      <w:t>Política</w:t>
     </w:r>
-    <w:proofErr w:type="gramEnd"/>
     <w:r>
       <w:rPr>
         <w:rFonts w:ascii="Cambria" w:hAnsi="Cambria"/>
@@ -560,16 +558,16 @@
         <w:noProof/>
       </w:rPr>
       <w:drawing>
-        <wp:anchor distT="0" distB="0" distL="114300" distR="114300" simplePos="0" relativeHeight="251658240" behindDoc="0" locked="0" layoutInCell="1" allowOverlap="1" wp14:anchorId="6478F5B3" wp14:editId="566B54D6">
+        <wp:anchor distT="0" distB="0" distL="114300" distR="114300" simplePos="0" relativeHeight="251658240" behindDoc="0" locked="0" layoutInCell="1" allowOverlap="1" wp14:anchorId="6478F5B3" wp14:editId="2192E40D">
           <wp:simplePos x="0" y="0"/>
           <wp:positionH relativeFrom="column">
             <wp:posOffset>2135505</wp:posOffset>
           </wp:positionH>
           <wp:positionV relativeFrom="paragraph">
-            <wp:posOffset>-335280</wp:posOffset>
+            <wp:posOffset>-335279</wp:posOffset>
           </wp:positionV>
-          <wp:extent cx="1097280" cy="1043349"/>
-          <wp:effectExtent l="0" t="0" r="7620" b="4445"/>
+          <wp:extent cx="822960" cy="782512"/>
+          <wp:effectExtent l="0" t="0" r="0" b="0"/>
           <wp:wrapNone/>
           <wp:docPr id="1969381242" name="Imagem 1"/>
           <wp:cNvGraphicFramePr>
@@ -598,7 +596,7 @@
                 <pic:spPr bwMode="auto">
                   <a:xfrm>
                     <a:off x="0" y="0"/>
-                    <a:ext cx="1097280" cy="1043349"/>
+                    <a:ext cx="828005" cy="787309"/>
                   </a:xfrm>
                   <a:prstGeom prst="rect">
                     <a:avLst/>
@@ -638,11 +636,9 @@
   <w:p>
     <w:pPr>
       <w:pStyle w:val="Cabealho"/>
-    </w:pPr>
-  </w:p>
-  <w:p>
-    <w:pPr>
-      <w:pStyle w:val="Cabealho"/>
+      <w:pBdr>
+        <w:bottom w:val="single" w:sz="4" w:space="1" w:color="auto"/>
+      </w:pBdr>
       <w:jc w:val="center"/>
       <w:rPr>
         <w:rFonts w:ascii="Cambria" w:hAnsi="Cambria"/>
@@ -1269,6 +1265,7 @@
   <w:style w:type="character" w:default="1" w:styleId="Tipodeletrapredefinidodopargrafo">
     <w:name w:val="Default Paragraph Font"/>
     <w:uiPriority w:val="1"/>
+    <w:semiHidden/>
     <w:unhideWhenUsed/>
   </w:style>
   <w:style w:type="table" w:default="1" w:styleId="Tabelanormal">

--- a/public/documents/requirement5/5_2/5_2_modelo_politica.docx
+++ b/public/documents/requirement5/5_2/5_2_modelo_politica.docx
@@ -238,14 +238,7 @@
           <w:rFonts w:ascii="Cambria" w:hAnsi="Cambria"/>
         </w:rPr>
         <w:br/>
-        <w:t xml:space="preserve">Esta política é comunicada, compreendida e aplicada por todos os níveis da </w:t>
-      </w:r>
-      <w:r>
-        <w:rPr>
-          <w:rFonts w:ascii="Cambria" w:hAnsi="Cambria"/>
-        </w:rPr>
-        <w:lastRenderedPageBreak/>
-        <w:t>organização, estando disponível às partes interessadas pertinentes, incluindo colaboradores, fornecedores, clientes e órgãos reguladores.</w:t>
+        <w:t>Esta política é comunicada, compreendida e aplicada por todos os níveis da organização, estando disponível às partes interessadas pertinentes, incluindo colaboradores, fornecedores, clientes e órgãos reguladores.</w:t>
       </w:r>
     </w:p>
     <w:p>
@@ -636,9 +629,6 @@
   <w:p>
     <w:pPr>
       <w:pStyle w:val="Cabealho"/>
-      <w:pBdr>
-        <w:bottom w:val="single" w:sz="4" w:space="1" w:color="auto"/>
-      </w:pBdr>
       <w:jc w:val="center"/>
       <w:rPr>
         <w:rFonts w:ascii="Cambria" w:hAnsi="Cambria"/>

--- a/public/documents/requirement5/5_2/5_2_modelo_politica.docx
+++ b/public/documents/requirement5/5_2/5_2_modelo_politica.docx
@@ -1,10 +1,193 @@
 
 <file path=word/document.xml><?xml version="1.0" encoding="utf-8"?>
-<w:document xmlns:wpc="http://schemas.microsoft.com/office/word/2010/wordprocessingCanvas" xmlns:cx="http://schemas.microsoft.com/office/drawing/2014/chartex" xmlns:cx1="http://schemas.microsoft.com/office/drawing/2015/9/8/chartex" xmlns:cx2="http://schemas.microsoft.com/office/drawing/2015/10/21/chartex" xmlns:cx3="http://schemas.microsoft.com/office/drawing/2016/5/9/chartex" xmlns:cx4="http://schemas.microsoft.com/office/drawing/2016/5/10/chartex" xmlns:cx5="http://schemas.microsoft.com/office/drawing/2016/5/11/chartex" xmlns:cx6="http://schemas.microsoft.com/office/drawing/2016/5/12/chartex" xmlns:cx7="http://schemas.microsoft.com/office/drawing/2016/5/13/chartex" xmlns:cx8="http://schemas.microsoft.com/office/drawing/2016/5/14/chartex" xmlns:mc="http://schemas.openxmlformats.org/markup-compatibility/2006" xmlns:aink="http://schemas.microsoft.com/office/drawing/2016/ink" xmlns:am3d="http://schemas.microsoft.com/office/drawing/2017/model3d" xmlns:o="urn:schemas-microsoft-com:office:office" xmlns:oel="http://schemas.microsoft.com/office/2019/extlst" xmlns:r="http://schemas.openxmlformats.org/officeDocument/2006/relationships" xmlns:m="http://schemas.openxmlformats.org/officeDocument/2006/math" xmlns:v="urn:schemas-microsoft-com:vml" xmlns:wp14="http://schemas.microsoft.com/office/word/2010/wordprocessingDrawing" xmlns:wp="http://schemas.openxmlformats.org/drawingml/2006/wordprocessingDrawing" xmlns:w10="urn:schemas-microsoft-com:office:word" xmlns:w="http://schemas.openxmlformats.org/wordprocessingml/2006/main" xmlns:w14="http://schemas.microsoft.com/office/word/2010/wordml" xmlns:w15="http://schemas.microsoft.com/office/word/2012/wordml" xmlns:w16cex="http://schemas.microsoft.com/office/word/2018/wordml/cex" xmlns:w16cid="http://schemas.microsoft.com/office/word/2016/wordml/cid" xmlns:w16="http://schemas.microsoft.com/office/word/2018/wordml" xmlns:w16du="http://schemas.microsoft.com/office/word/2023/wordml/word16du" xmlns:w16sdtdh="http://schemas.microsoft.com/office/word/2020/wordml/sdtdatahash" xmlns:w16sdtfl="http://schemas.microsoft.com/office/word/2024/wordml/sdtformatlock" xmlns:w16se="http://schemas.microsoft.com/office/word/2015/wordml/symex" xmlns:wpg="http://schemas.microsoft.com/office/word/2010/wordprocessingGroup" xmlns:wpi="http://schemas.microsoft.com/office/word/2010/wordprocessingInk" xmlns:wne="http://schemas.microsoft.com/office/word/2006/wordml" xmlns:wps="http://schemas.microsoft.com/office/word/2010/wordprocessingShape" mc:Ignorable="w14 w15 w16se w16cid w16 w16cex w16sdtdh w16sdtfl w16du wp14">
+<w:document xmlns:wpc="http://schemas.microsoft.com/office/word/2010/wordprocessingCanvas" xmlns:cx="http://schemas.microsoft.com/office/drawing/2014/chartex" xmlns:cx1="http://schemas.microsoft.com/office/drawing/2015/9/8/chartex" xmlns:cx2="http://schemas.microsoft.com/office/drawing/2015/10/21/chartex" xmlns:cx3="http://schemas.microsoft.com/office/drawing/2016/5/9/chartex" xmlns:cx4="http://schemas.microsoft.com/office/drawing/2016/5/10/chartex" xmlns:cx5="http://schemas.microsoft.com/office/drawing/2016/5/11/chartex" xmlns:cx6="http://schemas.microsoft.com/office/drawing/2016/5/12/chartex" xmlns:cx7="http://schemas.microsoft.com/office/drawing/2016/5/13/chartex" xmlns:cx8="http://schemas.microsoft.com/office/drawing/2016/5/14/chartex" xmlns:mc="http://schemas.openxmlformats.org/markup-compatibility/2006" xmlns:aink="http://schemas.microsoft.com/office/drawing/2016/ink" xmlns:am3d="http://schemas.microsoft.com/office/drawing/2017/model3d" xmlns:o="urn:schemas-microsoft-com:office:office" xmlns:oel="http://schemas.microsoft.com/office/2019/extlst" xmlns:r="http://schemas.openxmlformats.org/officeDocument/2006/relationships" xmlns:m="http://schemas.openxmlformats.org/officeDocument/2006/math" xmlns:v="urn:schemas-microsoft-com:vml" xmlns:wp14="http://schemas.microsoft.com/office/word/2010/wordprocessingDrawing" xmlns:wp="http://schemas.openxmlformats.org/drawingml/2006/wordprocessingDrawing" xmlns:w10="urn:schemas-microsoft-com:office:word" xmlns:w="http://schemas.openxmlformats.org/wordprocessingml/2006/main" xmlns:w14="http://schemas.microsoft.com/office/word/2010/wordml" xmlns:w15="http://schemas.microsoft.com/office/word/2012/wordml" xmlns:w16cei="http://schemas.microsoft.com/office/word/2026/wordml/cei" xmlns:w16cex="http://schemas.microsoft.com/office/word/2018/wordml/cex" xmlns:w16cid="http://schemas.microsoft.com/office/word/2016/wordml/cid" xmlns:w16="http://schemas.microsoft.com/office/word/2018/wordml" xmlns:w16du="http://schemas.microsoft.com/office/word/2023/wordml/word16du" xmlns:w16sdtdh="http://schemas.microsoft.com/office/word/2020/wordml/sdtdatahash" xmlns:w16sdtfl="http://schemas.microsoft.com/office/word/2024/wordml/sdtformatlock" xmlns:w16se="http://schemas.microsoft.com/office/word/2015/wordml/symex" xmlns:wpg="http://schemas.microsoft.com/office/word/2010/wordprocessingGroup" xmlns:wpi="http://schemas.microsoft.com/office/word/2010/wordprocessingInk" xmlns:wne="http://schemas.microsoft.com/office/word/2006/wordml" xmlns:wps="http://schemas.microsoft.com/office/word/2010/wordprocessingShape" mc:Ignorable="w14 w15 w16se w16cid w16 w16cex w16sdtdh w16sdtfl w16du wp14">
   <w:body>
     <w:p>
       <w:pPr>
-        <w:jc w:val="center"/>
+        <w:rPr>
+          <w:rFonts w:ascii="Cambria" w:hAnsi="Cambria"/>
+          <w:b/>
+          <w:bCs/>
+        </w:rPr>
+      </w:pPr>
+      <w:r>
+        <w:rPr>
+          <w:rFonts w:ascii="Cambria" w:hAnsi="Cambria"/>
+          <w:b/>
+          <w:bCs/>
+        </w:rPr>
+        <w:t>COMO ELABORAR A POLÍTICA DO SISTEMA DE GESTÃO INTEGRADO</w:t>
+      </w:r>
+    </w:p>
+    <w:p>
+      <w:pPr>
+        <w:rPr>
+          <w:rFonts w:ascii="Cambria" w:hAnsi="Cambria"/>
+        </w:rPr>
+      </w:pPr>
+      <w:r>
+        <w:rPr>
+          <w:rFonts w:ascii="Cambria" w:hAnsi="Cambria"/>
+        </w:rPr>
+        <w:t>A Política do Sistema de Gestão Integrado (SGI) é um documento onde a gestão de topo declara os compromissos da organização relativamente à qualidade, ao ambiente e à segurança e saúde no trabalho. É um dos documentos mais importantes do sistema, pois orienta todas as decisões, objetivos e ações da organização.</w:t>
+      </w:r>
+    </w:p>
+    <w:p>
+      <w:pPr>
+        <w:rPr>
+          <w:rFonts w:ascii="Cambria" w:hAnsi="Cambria"/>
+        </w:rPr>
+      </w:pPr>
+      <w:r>
+        <w:rPr>
+          <w:rFonts w:ascii="Cambria" w:hAnsi="Cambria"/>
+        </w:rPr>
+        <w:t>A elaboração da política deve refletir a realidade da empresa, sendo clara, objetiva e adequada ao seu contexto, às suas atividades e às necessidades das partes interessadas. Não deve ser um documento excessivamente extenso, mas sim uma declaração formal dos princípios que a organização se compromete a cumprir.</w:t>
+      </w:r>
+    </w:p>
+    <w:p>
+      <w:pPr>
+        <w:rPr>
+          <w:rFonts w:ascii="Cambria" w:hAnsi="Cambria"/>
+        </w:rPr>
+      </w:pPr>
+      <w:r>
+        <w:rPr>
+          <w:rFonts w:ascii="Cambria" w:hAnsi="Cambria"/>
+        </w:rPr>
+        <w:t>De forma geral, uma Política do SGI deve incluir:</w:t>
+      </w:r>
+    </w:p>
+    <w:p>
+      <w:pPr>
+        <w:numPr>
+          <w:ilvl w:val="0"/>
+          <w:numId w:val="1"/>
+        </w:numPr>
+        <w:rPr>
+          <w:rFonts w:ascii="Cambria" w:hAnsi="Cambria"/>
+        </w:rPr>
+      </w:pPr>
+      <w:r>
+        <w:rPr>
+          <w:rFonts w:ascii="Cambria" w:hAnsi="Cambria"/>
+        </w:rPr>
+        <w:t xml:space="preserve">O compromisso com a satisfação dos clientes e a melhoria da qualidade dos produtos e serviços. </w:t>
+      </w:r>
+    </w:p>
+    <w:p>
+      <w:pPr>
+        <w:numPr>
+          <w:ilvl w:val="0"/>
+          <w:numId w:val="1"/>
+        </w:numPr>
+        <w:rPr>
+          <w:rFonts w:ascii="Cambria" w:hAnsi="Cambria"/>
+        </w:rPr>
+      </w:pPr>
+      <w:r>
+        <w:rPr>
+          <w:rFonts w:ascii="Cambria" w:hAnsi="Cambria"/>
+        </w:rPr>
+        <w:t xml:space="preserve">O compromisso com a proteção do ambiente, incluindo a prevenção da poluição e a utilização responsável dos recursos naturais. </w:t>
+      </w:r>
+    </w:p>
+    <w:p>
+      <w:pPr>
+        <w:numPr>
+          <w:ilvl w:val="0"/>
+          <w:numId w:val="1"/>
+        </w:numPr>
+        <w:rPr>
+          <w:rFonts w:ascii="Cambria" w:hAnsi="Cambria"/>
+        </w:rPr>
+      </w:pPr>
+      <w:r>
+        <w:rPr>
+          <w:rFonts w:ascii="Cambria" w:hAnsi="Cambria"/>
+        </w:rPr>
+        <w:t xml:space="preserve">O compromisso com a eliminação de perigos, prevenção de lesões e doenças profissionais e promoção de condições de trabalho seguras e saudáveis. </w:t>
+      </w:r>
+    </w:p>
+    <w:p>
+      <w:pPr>
+        <w:numPr>
+          <w:ilvl w:val="0"/>
+          <w:numId w:val="1"/>
+        </w:numPr>
+        <w:rPr>
+          <w:rFonts w:ascii="Cambria" w:hAnsi="Cambria"/>
+        </w:rPr>
+      </w:pPr>
+      <w:r>
+        <w:rPr>
+          <w:rFonts w:ascii="Cambria" w:hAnsi="Cambria"/>
+        </w:rPr>
+        <w:t xml:space="preserve">O compromisso com o cumprimento dos requisitos legais, regulamentares e outros requisitos aplicáveis. </w:t>
+      </w:r>
+    </w:p>
+    <w:p>
+      <w:pPr>
+        <w:numPr>
+          <w:ilvl w:val="0"/>
+          <w:numId w:val="1"/>
+        </w:numPr>
+        <w:rPr>
+          <w:rFonts w:ascii="Cambria" w:hAnsi="Cambria"/>
+        </w:rPr>
+      </w:pPr>
+      <w:r>
+        <w:rPr>
+          <w:rFonts w:ascii="Cambria" w:hAnsi="Cambria"/>
+        </w:rPr>
+        <w:t xml:space="preserve">O compromisso com a melhoria contínua do Sistema de Gestão Integrado. </w:t>
+      </w:r>
+    </w:p>
+    <w:p>
+      <w:pPr>
+        <w:numPr>
+          <w:ilvl w:val="0"/>
+          <w:numId w:val="1"/>
+        </w:numPr>
+        <w:rPr>
+          <w:rFonts w:ascii="Cambria" w:hAnsi="Cambria"/>
+        </w:rPr>
+      </w:pPr>
+      <w:r>
+        <w:rPr>
+          <w:rFonts w:ascii="Cambria" w:hAnsi="Cambria"/>
+        </w:rPr>
+        <w:t xml:space="preserve">O compromisso com a consulta e participação dos trabalhadores, sempre que aplicável. </w:t>
+      </w:r>
+    </w:p>
+    <w:p>
+      <w:pPr>
+        <w:rPr>
+          <w:rFonts w:ascii="Cambria" w:hAnsi="Cambria"/>
+        </w:rPr>
+      </w:pPr>
+      <w:r>
+        <w:rPr>
+          <w:rFonts w:ascii="Cambria" w:hAnsi="Cambria"/>
+        </w:rPr>
+        <w:t>Após a sua elaboração, a política deve ser aprovada pela gestão de topo, comunicada a todos os colaboradores, disponibilizada às partes interessadas quando necessário e revista sempre que existam alterações significativas na organização ou no seu contexto.</w:t>
+      </w:r>
+    </w:p>
+    <w:p>
+      <w:pPr>
+        <w:rPr>
+          <w:rFonts w:ascii="Cambria" w:hAnsi="Cambria"/>
+        </w:rPr>
+      </w:pPr>
+      <w:r>
+        <w:rPr>
+          <w:rFonts w:ascii="Cambria" w:hAnsi="Cambria"/>
+        </w:rPr>
+        <w:t>Embora não exista um modelo obrigatório definido pelas normas ISO, a política deve demonstrar claramente os compromissos assumidos pela organização e servir de base para a definição dos objetivos do Sistema de Gestão Integrado.</w:t>
+      </w:r>
+    </w:p>
+    <w:p>
+      <w:pPr>
         <w:rPr>
           <w:rFonts w:ascii="Cambria" w:hAnsi="Cambria"/>
           <w:b/>
@@ -21,62 +204,85 @@
           <w:sz w:val="32"/>
           <w:szCs w:val="32"/>
         </w:rPr>
-        <w:t>POLÍTICA INTEGRADA DE GESTÃO</w:t>
-      </w:r>
-    </w:p>
-    <w:p>
-      <w:pPr>
-        <w:rPr>
-          <w:rFonts w:ascii="Cambria" w:hAnsi="Cambria"/>
-        </w:rPr>
-      </w:pPr>
-      <w:r>
-        <w:rPr>
-          <w:rFonts w:ascii="Cambria" w:hAnsi="Cambria"/>
-        </w:rPr>
-        <w:t xml:space="preserve">A </w:t>
-      </w:r>
-      <w:r>
+        <w:br w:type="page"/>
+      </w:r>
+    </w:p>
+    <w:p>
+      <w:pPr>
+        <w:jc w:val="center"/>
         <w:rPr>
           <w:rFonts w:ascii="Cambria" w:hAnsi="Cambria"/>
           <w:b/>
           <w:bCs/>
-        </w:rPr>
-        <w:t>[NOME DA EMPRESA]</w:t>
-      </w:r>
-      <w:r>
-        <w:rPr>
-          <w:rFonts w:ascii="Cambria" w:hAnsi="Cambria"/>
-        </w:rPr>
-        <w:t xml:space="preserve">, atuando no setor de </w:t>
-      </w:r>
+          <w:sz w:val="32"/>
+          <w:szCs w:val="32"/>
+        </w:rPr>
+      </w:pPr>
       <w:r>
         <w:rPr>
           <w:rFonts w:ascii="Cambria" w:hAnsi="Cambria"/>
           <w:b/>
           <w:bCs/>
-        </w:rPr>
-        <w:t>[setor/atividade]</w:t>
-      </w:r>
-      <w:r>
-        <w:rPr>
-          <w:rFonts w:ascii="Cambria" w:hAnsi="Cambria"/>
-        </w:rPr>
-        <w:t>, assume o compromisso de conduzir suas operações com excelência, segurança e responsabilidade socioambiental, estabelecendo como diretrizes fundamentais de sua gestão:</w:t>
-      </w:r>
-    </w:p>
-    <w:p>
-      <w:pPr>
-        <w:rPr>
-          <w:rFonts w:ascii="Cambria" w:hAnsi="Cambria"/>
-        </w:rPr>
-      </w:pPr>
+          <w:sz w:val="32"/>
+          <w:szCs w:val="32"/>
+        </w:rPr>
+        <w:lastRenderedPageBreak/>
+        <w:t>POLÍTICA INTEGRADA DE GESTÃO</w:t>
+      </w:r>
+    </w:p>
+    <w:p>
+      <w:pPr>
+        <w:rPr>
+          <w:rFonts w:ascii="Cambria" w:hAnsi="Cambria"/>
+        </w:rPr>
+      </w:pPr>
+      <w:r>
+        <w:rPr>
+          <w:rFonts w:ascii="Cambria" w:hAnsi="Cambria"/>
+        </w:rPr>
+        <w:t xml:space="preserve">A </w:t>
+      </w:r>
       <w:r>
         <w:rPr>
           <w:rFonts w:ascii="Cambria" w:hAnsi="Cambria"/>
           <w:b/>
           <w:bCs/>
         </w:rPr>
+        <w:t>[NOME DA EMPRESA]</w:t>
+      </w:r>
+      <w:r>
+        <w:rPr>
+          <w:rFonts w:ascii="Cambria" w:hAnsi="Cambria"/>
+        </w:rPr>
+        <w:t xml:space="preserve">, atuando no setor de </w:t>
+      </w:r>
+      <w:r>
+        <w:rPr>
+          <w:rFonts w:ascii="Cambria" w:hAnsi="Cambria"/>
+          <w:b/>
+          <w:bCs/>
+        </w:rPr>
+        <w:t>[setor/atividade]</w:t>
+      </w:r>
+      <w:r>
+        <w:rPr>
+          <w:rFonts w:ascii="Cambria" w:hAnsi="Cambria"/>
+        </w:rPr>
+        <w:t>, assume o compromisso de conduzir suas operações com excelência, segurança e responsabilidade socioambiental, estabelecendo como diretrizes fundamentais de sua gestão:</w:t>
+      </w:r>
+    </w:p>
+    <w:p>
+      <w:pPr>
+        <w:rPr>
+          <w:rFonts w:ascii="Cambria" w:hAnsi="Cambria"/>
+        </w:rPr>
+      </w:pPr>
+      <w:r>
+        <w:rPr>
+          <w:rFonts w:ascii="Cambria" w:hAnsi="Cambria"/>
+          <w:b/>
+          <w:bCs/>
+        </w:rPr>
         <w:t>1. Satisfação e conformidade</w:t>
       </w:r>
       <w:r>
@@ -300,8 +506,8 @@
       </w:pPr>
     </w:p>
     <w:sectPr>
-      <w:headerReference w:type="default" r:id="rId6"/>
-      <w:footerReference w:type="default" r:id="rId7"/>
+      <w:headerReference w:type="default" r:id="rId7"/>
+      <w:footerReference w:type="default" r:id="rId8"/>
       <w:pgSz w:w="11906" w:h="16838"/>
       <w:pgMar w:top="1417" w:right="1701" w:bottom="1417" w:left="1701" w:header="708" w:footer="708" w:gutter="0"/>
       <w:cols w:space="708"/>
@@ -312,7 +518,7 @@
 </file>
 
 <file path=word/endnotes.xml><?xml version="1.0" encoding="utf-8"?>
-<w:endnotes xmlns:wpc="http://schemas.microsoft.com/office/word/2010/wordprocessingCanvas" xmlns:cx="http://schemas.microsoft.com/office/drawing/2014/chartex" xmlns:cx1="http://schemas.microsoft.com/office/drawing/2015/9/8/chartex" xmlns:cx2="http://schemas.microsoft.com/office/drawing/2015/10/21/chartex" xmlns:cx3="http://schemas.microsoft.com/office/drawing/2016/5/9/chartex" xmlns:cx4="http://schemas.microsoft.com/office/drawing/2016/5/10/chartex" xmlns:cx5="http://schemas.microsoft.com/office/drawing/2016/5/11/chartex" xmlns:cx6="http://schemas.microsoft.com/office/drawing/2016/5/12/chartex" xmlns:cx7="http://schemas.microsoft.com/office/drawing/2016/5/13/chartex" xmlns:cx8="http://schemas.microsoft.com/office/drawing/2016/5/14/chartex" xmlns:mc="http://schemas.openxmlformats.org/markup-compatibility/2006" xmlns:aink="http://schemas.microsoft.com/office/drawing/2016/ink" xmlns:am3d="http://schemas.microsoft.com/office/drawing/2017/model3d" xmlns:o="urn:schemas-microsoft-com:office:office" xmlns:oel="http://schemas.microsoft.com/office/2019/extlst" xmlns:r="http://schemas.openxmlformats.org/officeDocument/2006/relationships" xmlns:m="http://schemas.openxmlformats.org/officeDocument/2006/math" xmlns:v="urn:schemas-microsoft-com:vml" xmlns:wp14="http://schemas.microsoft.com/office/word/2010/wordprocessingDrawing" xmlns:wp="http://schemas.openxmlformats.org/drawingml/2006/wordprocessingDrawing" xmlns:w10="urn:schemas-microsoft-com:office:word" xmlns:w="http://schemas.openxmlformats.org/wordprocessingml/2006/main" xmlns:w14="http://schemas.microsoft.com/office/word/2010/wordml" xmlns:w15="http://schemas.microsoft.com/office/word/2012/wordml" xmlns:w16cex="http://schemas.microsoft.com/office/word/2018/wordml/cex" xmlns:w16cid="http://schemas.microsoft.com/office/word/2016/wordml/cid" xmlns:w16="http://schemas.microsoft.com/office/word/2018/wordml" xmlns:w16du="http://schemas.microsoft.com/office/word/2023/wordml/word16du" xmlns:w16sdtdh="http://schemas.microsoft.com/office/word/2020/wordml/sdtdatahash" xmlns:w16sdtfl="http://schemas.microsoft.com/office/word/2024/wordml/sdtformatlock" xmlns:w16se="http://schemas.microsoft.com/office/word/2015/wordml/symex" xmlns:wpg="http://schemas.microsoft.com/office/word/2010/wordprocessingGroup" xmlns:wpi="http://schemas.microsoft.com/office/word/2010/wordprocessingInk" xmlns:wne="http://schemas.microsoft.com/office/word/2006/wordml" xmlns:wps="http://schemas.microsoft.com/office/word/2010/wordprocessingShape" mc:Ignorable="w14 w15 w16se w16cid w16 w16cex w16sdtdh w16sdtfl w16du wp14">
+<w:endnotes xmlns:wpc="http://schemas.microsoft.com/office/word/2010/wordprocessingCanvas" xmlns:cx="http://schemas.microsoft.com/office/drawing/2014/chartex" xmlns:cx1="http://schemas.microsoft.com/office/drawing/2015/9/8/chartex" xmlns:cx2="http://schemas.microsoft.com/office/drawing/2015/10/21/chartex" xmlns:cx3="http://schemas.microsoft.com/office/drawing/2016/5/9/chartex" xmlns:cx4="http://schemas.microsoft.com/office/drawing/2016/5/10/chartex" xmlns:cx5="http://schemas.microsoft.com/office/drawing/2016/5/11/chartex" xmlns:cx6="http://schemas.microsoft.com/office/drawing/2016/5/12/chartex" xmlns:cx7="http://schemas.microsoft.com/office/drawing/2016/5/13/chartex" xmlns:cx8="http://schemas.microsoft.com/office/drawing/2016/5/14/chartex" xmlns:mc="http://schemas.openxmlformats.org/markup-compatibility/2006" xmlns:aink="http://schemas.microsoft.com/office/drawing/2016/ink" xmlns:am3d="http://schemas.microsoft.com/office/drawing/2017/model3d" xmlns:o="urn:schemas-microsoft-com:office:office" xmlns:oel="http://schemas.microsoft.com/office/2019/extlst" xmlns:r="http://schemas.openxmlformats.org/officeDocument/2006/relationships" xmlns:m="http://schemas.openxmlformats.org/officeDocument/2006/math" xmlns:v="urn:schemas-microsoft-com:vml" xmlns:wp14="http://schemas.microsoft.com/office/word/2010/wordprocessingDrawing" xmlns:wp="http://schemas.openxmlformats.org/drawingml/2006/wordprocessingDrawing" xmlns:w10="urn:schemas-microsoft-com:office:word" xmlns:w="http://schemas.openxmlformats.org/wordprocessingml/2006/main" xmlns:w14="http://schemas.microsoft.com/office/word/2010/wordml" xmlns:w15="http://schemas.microsoft.com/office/word/2012/wordml" xmlns:w16cei="http://schemas.microsoft.com/office/word/2026/wordml/cei" xmlns:w16cex="http://schemas.microsoft.com/office/word/2018/wordml/cex" xmlns:w16cid="http://schemas.microsoft.com/office/word/2016/wordml/cid" xmlns:w16="http://schemas.microsoft.com/office/word/2018/wordml" xmlns:w16du="http://schemas.microsoft.com/office/word/2023/wordml/word16du" xmlns:w16sdtdh="http://schemas.microsoft.com/office/word/2020/wordml/sdtdatahash" xmlns:w16sdtfl="http://schemas.microsoft.com/office/word/2024/wordml/sdtformatlock" xmlns:w16se="http://schemas.microsoft.com/office/word/2015/wordml/symex" xmlns:wpg="http://schemas.microsoft.com/office/word/2010/wordprocessingGroup" xmlns:wpi="http://schemas.microsoft.com/office/word/2010/wordprocessingInk" xmlns:wne="http://schemas.microsoft.com/office/word/2006/wordml" xmlns:wps="http://schemas.microsoft.com/office/word/2010/wordprocessingShape" mc:Ignorable="w14 w15 w16se w16cid w16 w16cex w16sdtdh w16sdtfl w16du wp14">
   <w:endnote w:type="separator" w:id="-1">
     <w:p>
       <w:pPr>
@@ -337,7 +543,7 @@
 </file>
 
 <file path=word/footer1.xml><?xml version="1.0" encoding="utf-8"?>
-<w:ftr xmlns:wpc="http://schemas.microsoft.com/office/word/2010/wordprocessingCanvas" xmlns:cx="http://schemas.microsoft.com/office/drawing/2014/chartex" xmlns:cx1="http://schemas.microsoft.com/office/drawing/2015/9/8/chartex" xmlns:cx2="http://schemas.microsoft.com/office/drawing/2015/10/21/chartex" xmlns:cx3="http://schemas.microsoft.com/office/drawing/2016/5/9/chartex" xmlns:cx4="http://schemas.microsoft.com/office/drawing/2016/5/10/chartex" xmlns:cx5="http://schemas.microsoft.com/office/drawing/2016/5/11/chartex" xmlns:cx6="http://schemas.microsoft.com/office/drawing/2016/5/12/chartex" xmlns:cx7="http://schemas.microsoft.com/office/drawing/2016/5/13/chartex" xmlns:cx8="http://schemas.microsoft.com/office/drawing/2016/5/14/chartex" xmlns:mc="http://schemas.openxmlformats.org/markup-compatibility/2006" xmlns:aink="http://schemas.microsoft.com/office/drawing/2016/ink" xmlns:am3d="http://schemas.microsoft.com/office/drawing/2017/model3d" xmlns:o="urn:schemas-microsoft-com:office:office" xmlns:oel="http://schemas.microsoft.com/office/2019/extlst" xmlns:r="http://schemas.openxmlformats.org/officeDocument/2006/relationships" xmlns:m="http://schemas.openxmlformats.org/officeDocument/2006/math" xmlns:v="urn:schemas-microsoft-com:vml" xmlns:wp14="http://schemas.microsoft.com/office/word/2010/wordprocessingDrawing" xmlns:wp="http://schemas.openxmlformats.org/drawingml/2006/wordprocessingDrawing" xmlns:w10="urn:schemas-microsoft-com:office:word" xmlns:w="http://schemas.openxmlformats.org/wordprocessingml/2006/main" xmlns:w14="http://schemas.microsoft.com/office/word/2010/wordml" xmlns:w15="http://schemas.microsoft.com/office/word/2012/wordml" xmlns:w16cex="http://schemas.microsoft.com/office/word/2018/wordml/cex" xmlns:w16cid="http://schemas.microsoft.com/office/word/2016/wordml/cid" xmlns:w16="http://schemas.microsoft.com/office/word/2018/wordml" xmlns:w16du="http://schemas.microsoft.com/office/word/2023/wordml/word16du" xmlns:w16sdtdh="http://schemas.microsoft.com/office/word/2020/wordml/sdtdatahash" xmlns:w16sdtfl="http://schemas.microsoft.com/office/word/2024/wordml/sdtformatlock" xmlns:w16se="http://schemas.microsoft.com/office/word/2015/wordml/symex" xmlns:wpg="http://schemas.microsoft.com/office/word/2010/wordprocessingGroup" xmlns:wpi="http://schemas.microsoft.com/office/word/2010/wordprocessingInk" xmlns:wne="http://schemas.microsoft.com/office/word/2006/wordml" xmlns:wps="http://schemas.microsoft.com/office/word/2010/wordprocessingShape" mc:Ignorable="w14 w15 w16se w16cid w16 w16cex w16sdtdh w16sdtfl w16du wp14">
+<w:ftr xmlns:wpc="http://schemas.microsoft.com/office/word/2010/wordprocessingCanvas" xmlns:cx="http://schemas.microsoft.com/office/drawing/2014/chartex" xmlns:cx1="http://schemas.microsoft.com/office/drawing/2015/9/8/chartex" xmlns:cx2="http://schemas.microsoft.com/office/drawing/2015/10/21/chartex" xmlns:cx3="http://schemas.microsoft.com/office/drawing/2016/5/9/chartex" xmlns:cx4="http://schemas.microsoft.com/office/drawing/2016/5/10/chartex" xmlns:cx5="http://schemas.microsoft.com/office/drawing/2016/5/11/chartex" xmlns:cx6="http://schemas.microsoft.com/office/drawing/2016/5/12/chartex" xmlns:cx7="http://schemas.microsoft.com/office/drawing/2016/5/13/chartex" xmlns:cx8="http://schemas.microsoft.com/office/drawing/2016/5/14/chartex" xmlns:mc="http://schemas.openxmlformats.org/markup-compatibility/2006" xmlns:aink="http://schemas.microsoft.com/office/drawing/2016/ink" xmlns:am3d="http://schemas.microsoft.com/office/drawing/2017/model3d" xmlns:o="urn:schemas-microsoft-com:office:office" xmlns:oel="http://schemas.microsoft.com/office/2019/extlst" xmlns:r="http://schemas.openxmlformats.org/officeDocument/2006/relationships" xmlns:m="http://schemas.openxmlformats.org/officeDocument/2006/math" xmlns:v="urn:schemas-microsoft-com:vml" xmlns:wp14="http://schemas.microsoft.com/office/word/2010/wordprocessingDrawing" xmlns:wp="http://schemas.openxmlformats.org/drawingml/2006/wordprocessingDrawing" xmlns:w10="urn:schemas-microsoft-com:office:word" xmlns:w="http://schemas.openxmlformats.org/wordprocessingml/2006/main" xmlns:w14="http://schemas.microsoft.com/office/word/2010/wordml" xmlns:w15="http://schemas.microsoft.com/office/word/2012/wordml" xmlns:w16cei="http://schemas.microsoft.com/office/word/2026/wordml/cei" xmlns:w16cex="http://schemas.microsoft.com/office/word/2018/wordml/cex" xmlns:w16cid="http://schemas.microsoft.com/office/word/2016/wordml/cid" xmlns:w16="http://schemas.microsoft.com/office/word/2018/wordml" xmlns:w16du="http://schemas.microsoft.com/office/word/2023/wordml/word16du" xmlns:w16sdtdh="http://schemas.microsoft.com/office/word/2020/wordml/sdtdatahash" xmlns:w16sdtfl="http://schemas.microsoft.com/office/word/2024/wordml/sdtformatlock" xmlns:w16se="http://schemas.microsoft.com/office/word/2015/wordml/symex" xmlns:wpg="http://schemas.microsoft.com/office/word/2010/wordprocessingGroup" xmlns:wpi="http://schemas.microsoft.com/office/word/2010/wordprocessingInk" xmlns:wne="http://schemas.microsoft.com/office/word/2006/wordml" xmlns:wps="http://schemas.microsoft.com/office/word/2010/wordprocessingShape" mc:Ignorable="w14 w15 w16se w16cid w16 w16cex w16sdtdh w16sdtfl w16du wp14">
   <w:p>
     <w:pPr>
       <w:pStyle w:val="Rodap"/>
@@ -516,7 +722,7 @@
 </file>
 
 <file path=word/footnotes.xml><?xml version="1.0" encoding="utf-8"?>
-<w:footnotes xmlns:wpc="http://schemas.microsoft.com/office/word/2010/wordprocessingCanvas" xmlns:cx="http://schemas.microsoft.com/office/drawing/2014/chartex" xmlns:cx1="http://schemas.microsoft.com/office/drawing/2015/9/8/chartex" xmlns:cx2="http://schemas.microsoft.com/office/drawing/2015/10/21/chartex" xmlns:cx3="http://schemas.microsoft.com/office/drawing/2016/5/9/chartex" xmlns:cx4="http://schemas.microsoft.com/office/drawing/2016/5/10/chartex" xmlns:cx5="http://schemas.microsoft.com/office/drawing/2016/5/11/chartex" xmlns:cx6="http://schemas.microsoft.com/office/drawing/2016/5/12/chartex" xmlns:cx7="http://schemas.microsoft.com/office/drawing/2016/5/13/chartex" xmlns:cx8="http://schemas.microsoft.com/office/drawing/2016/5/14/chartex" xmlns:mc="http://schemas.openxmlformats.org/markup-compatibility/2006" xmlns:aink="http://schemas.microsoft.com/office/drawing/2016/ink" xmlns:am3d="http://schemas.microsoft.com/office/drawing/2017/model3d" xmlns:o="urn:schemas-microsoft-com:office:office" xmlns:oel="http://schemas.microsoft.com/office/2019/extlst" xmlns:r="http://schemas.openxmlformats.org/officeDocument/2006/relationships" xmlns:m="http://schemas.openxmlformats.org/officeDocument/2006/math" xmlns:v="urn:schemas-microsoft-com:vml" xmlns:wp14="http://schemas.microsoft.com/office/word/2010/wordprocessingDrawing" xmlns:wp="http://schemas.openxmlformats.org/drawingml/2006/wordprocessingDrawing" xmlns:w10="urn:schemas-microsoft-com:office:word" xmlns:w="http://schemas.openxmlformats.org/wordprocessingml/2006/main" xmlns:w14="http://schemas.microsoft.com/office/word/2010/wordml" xmlns:w15="http://schemas.microsoft.com/office/word/2012/wordml" xmlns:w16cex="http://schemas.microsoft.com/office/word/2018/wordml/cex" xmlns:w16cid="http://schemas.microsoft.com/office/word/2016/wordml/cid" xmlns:w16="http://schemas.microsoft.com/office/word/2018/wordml" xmlns:w16du="http://schemas.microsoft.com/office/word/2023/wordml/word16du" xmlns:w16sdtdh="http://schemas.microsoft.com/office/word/2020/wordml/sdtdatahash" xmlns:w16sdtfl="http://schemas.microsoft.com/office/word/2024/wordml/sdtformatlock" xmlns:w16se="http://schemas.microsoft.com/office/word/2015/wordml/symex" xmlns:wpg="http://schemas.microsoft.com/office/word/2010/wordprocessingGroup" xmlns:wpi="http://schemas.microsoft.com/office/word/2010/wordprocessingInk" xmlns:wne="http://schemas.microsoft.com/office/word/2006/wordml" xmlns:wps="http://schemas.microsoft.com/office/word/2010/wordprocessingShape" mc:Ignorable="w14 w15 w16se w16cid w16 w16cex w16sdtdh w16sdtfl w16du wp14">
+<w:footnotes xmlns:wpc="http://schemas.microsoft.com/office/word/2010/wordprocessingCanvas" xmlns:cx="http://schemas.microsoft.com/office/drawing/2014/chartex" xmlns:cx1="http://schemas.microsoft.com/office/drawing/2015/9/8/chartex" xmlns:cx2="http://schemas.microsoft.com/office/drawing/2015/10/21/chartex" xmlns:cx3="http://schemas.microsoft.com/office/drawing/2016/5/9/chartex" xmlns:cx4="http://schemas.microsoft.com/office/drawing/2016/5/10/chartex" xmlns:cx5="http://schemas.microsoft.com/office/drawing/2016/5/11/chartex" xmlns:cx6="http://schemas.microsoft.com/office/drawing/2016/5/12/chartex" xmlns:cx7="http://schemas.microsoft.com/office/drawing/2016/5/13/chartex" xmlns:cx8="http://schemas.microsoft.com/office/drawing/2016/5/14/chartex" xmlns:mc="http://schemas.openxmlformats.org/markup-compatibility/2006" xmlns:aink="http://schemas.microsoft.com/office/drawing/2016/ink" xmlns:am3d="http://schemas.microsoft.com/office/drawing/2017/model3d" xmlns:o="urn:schemas-microsoft-com:office:office" xmlns:oel="http://schemas.microsoft.com/office/2019/extlst" xmlns:r="http://schemas.openxmlformats.org/officeDocument/2006/relationships" xmlns:m="http://schemas.openxmlformats.org/officeDocument/2006/math" xmlns:v="urn:schemas-microsoft-com:vml" xmlns:wp14="http://schemas.microsoft.com/office/word/2010/wordprocessingDrawing" xmlns:wp="http://schemas.openxmlformats.org/drawingml/2006/wordprocessingDrawing" xmlns:w10="urn:schemas-microsoft-com:office:word" xmlns:w="http://schemas.openxmlformats.org/wordprocessingml/2006/main" xmlns:w14="http://schemas.microsoft.com/office/word/2010/wordml" xmlns:w15="http://schemas.microsoft.com/office/word/2012/wordml" xmlns:w16cei="http://schemas.microsoft.com/office/word/2026/wordml/cei" xmlns:w16cex="http://schemas.microsoft.com/office/word/2018/wordml/cex" xmlns:w16cid="http://schemas.microsoft.com/office/word/2016/wordml/cid" xmlns:w16="http://schemas.microsoft.com/office/word/2018/wordml" xmlns:w16du="http://schemas.microsoft.com/office/word/2023/wordml/word16du" xmlns:w16sdtdh="http://schemas.microsoft.com/office/word/2020/wordml/sdtdatahash" xmlns:w16sdtfl="http://schemas.microsoft.com/office/word/2024/wordml/sdtformatlock" xmlns:w16se="http://schemas.microsoft.com/office/word/2015/wordml/symex" xmlns:wpg="http://schemas.microsoft.com/office/word/2010/wordprocessingGroup" xmlns:wpi="http://schemas.microsoft.com/office/word/2010/wordprocessingInk" xmlns:wne="http://schemas.microsoft.com/office/word/2006/wordml" xmlns:wps="http://schemas.microsoft.com/office/word/2010/wordprocessingShape" mc:Ignorable="w14 w15 w16se w16cid w16 w16cex w16sdtdh w16sdtfl w16du wp14">
   <w:footnote w:type="separator" w:id="-1">
     <w:p>
       <w:pPr>
@@ -541,7 +747,7 @@
 </file>
 
 <file path=word/header1.xml><?xml version="1.0" encoding="utf-8"?>
-<w:hdr xmlns:wpc="http://schemas.microsoft.com/office/word/2010/wordprocessingCanvas" xmlns:cx="http://schemas.microsoft.com/office/drawing/2014/chartex" xmlns:cx1="http://schemas.microsoft.com/office/drawing/2015/9/8/chartex" xmlns:cx2="http://schemas.microsoft.com/office/drawing/2015/10/21/chartex" xmlns:cx3="http://schemas.microsoft.com/office/drawing/2016/5/9/chartex" xmlns:cx4="http://schemas.microsoft.com/office/drawing/2016/5/10/chartex" xmlns:cx5="http://schemas.microsoft.com/office/drawing/2016/5/11/chartex" xmlns:cx6="http://schemas.microsoft.com/office/drawing/2016/5/12/chartex" xmlns:cx7="http://schemas.microsoft.com/office/drawing/2016/5/13/chartex" xmlns:cx8="http://schemas.microsoft.com/office/drawing/2016/5/14/chartex" xmlns:mc="http://schemas.openxmlformats.org/markup-compatibility/2006" xmlns:aink="http://schemas.microsoft.com/office/drawing/2016/ink" xmlns:am3d="http://schemas.microsoft.com/office/drawing/2017/model3d" xmlns:o="urn:schemas-microsoft-com:office:office" xmlns:oel="http://schemas.microsoft.com/office/2019/extlst" xmlns:r="http://schemas.openxmlformats.org/officeDocument/2006/relationships" xmlns:m="http://schemas.openxmlformats.org/officeDocument/2006/math" xmlns:v="urn:schemas-microsoft-com:vml" xmlns:wp14="http://schemas.microsoft.com/office/word/2010/wordprocessingDrawing" xmlns:wp="http://schemas.openxmlformats.org/drawingml/2006/wordprocessingDrawing" xmlns:w10="urn:schemas-microsoft-com:office:word" xmlns:w="http://schemas.openxmlformats.org/wordprocessingml/2006/main" xmlns:w14="http://schemas.microsoft.com/office/word/2010/wordml" xmlns:w15="http://schemas.microsoft.com/office/word/2012/wordml" xmlns:w16cex="http://schemas.microsoft.com/office/word/2018/wordml/cex" xmlns:w16cid="http://schemas.microsoft.com/office/word/2016/wordml/cid" xmlns:w16="http://schemas.microsoft.com/office/word/2018/wordml" xmlns:w16du="http://schemas.microsoft.com/office/word/2023/wordml/word16du" xmlns:w16sdtdh="http://schemas.microsoft.com/office/word/2020/wordml/sdtdatahash" xmlns:w16sdtfl="http://schemas.microsoft.com/office/word/2024/wordml/sdtformatlock" xmlns:w16se="http://schemas.microsoft.com/office/word/2015/wordml/symex" xmlns:wpg="http://schemas.microsoft.com/office/word/2010/wordprocessingGroup" xmlns:wpi="http://schemas.microsoft.com/office/word/2010/wordprocessingInk" xmlns:wne="http://schemas.microsoft.com/office/word/2006/wordml" xmlns:wps="http://schemas.microsoft.com/office/word/2010/wordprocessingShape" mc:Ignorable="w14 w15 w16se w16cid w16 w16cex w16sdtdh w16sdtfl w16du wp14">
+<w:hdr xmlns:wpc="http://schemas.microsoft.com/office/word/2010/wordprocessingCanvas" xmlns:cx="http://schemas.microsoft.com/office/drawing/2014/chartex" xmlns:cx1="http://schemas.microsoft.com/office/drawing/2015/9/8/chartex" xmlns:cx2="http://schemas.microsoft.com/office/drawing/2015/10/21/chartex" xmlns:cx3="http://schemas.microsoft.com/office/drawing/2016/5/9/chartex" xmlns:cx4="http://schemas.microsoft.com/office/drawing/2016/5/10/chartex" xmlns:cx5="http://schemas.microsoft.com/office/drawing/2016/5/11/chartex" xmlns:cx6="http://schemas.microsoft.com/office/drawing/2016/5/12/chartex" xmlns:cx7="http://schemas.microsoft.com/office/drawing/2016/5/13/chartex" xmlns:cx8="http://schemas.microsoft.com/office/drawing/2016/5/14/chartex" xmlns:mc="http://schemas.openxmlformats.org/markup-compatibility/2006" xmlns:aink="http://schemas.microsoft.com/office/drawing/2016/ink" xmlns:am3d="http://schemas.microsoft.com/office/drawing/2017/model3d" xmlns:o="urn:schemas-microsoft-com:office:office" xmlns:oel="http://schemas.microsoft.com/office/2019/extlst" xmlns:r="http://schemas.openxmlformats.org/officeDocument/2006/relationships" xmlns:m="http://schemas.openxmlformats.org/officeDocument/2006/math" xmlns:v="urn:schemas-microsoft-com:vml" xmlns:wp14="http://schemas.microsoft.com/office/word/2010/wordprocessingDrawing" xmlns:wp="http://schemas.openxmlformats.org/drawingml/2006/wordprocessingDrawing" xmlns:w10="urn:schemas-microsoft-com:office:word" xmlns:w="http://schemas.openxmlformats.org/wordprocessingml/2006/main" xmlns:w14="http://schemas.microsoft.com/office/word/2010/wordml" xmlns:w15="http://schemas.microsoft.com/office/word/2012/wordml" xmlns:w16cei="http://schemas.microsoft.com/office/word/2026/wordml/cei" xmlns:w16cex="http://schemas.microsoft.com/office/word/2018/wordml/cex" xmlns:w16cid="http://schemas.microsoft.com/office/word/2016/wordml/cid" xmlns:w16="http://schemas.microsoft.com/office/word/2018/wordml" xmlns:w16du="http://schemas.microsoft.com/office/word/2023/wordml/word16du" xmlns:w16sdtdh="http://schemas.microsoft.com/office/word/2020/wordml/sdtdatahash" xmlns:w16sdtfl="http://schemas.microsoft.com/office/word/2024/wordml/sdtformatlock" xmlns:w16se="http://schemas.microsoft.com/office/word/2015/wordml/symex" xmlns:wpg="http://schemas.microsoft.com/office/word/2010/wordprocessingGroup" xmlns:wpi="http://schemas.microsoft.com/office/word/2010/wordprocessingInk" xmlns:wne="http://schemas.microsoft.com/office/word/2006/wordml" xmlns:wps="http://schemas.microsoft.com/office/word/2010/wordprocessingShape" mc:Ignorable="w14 w15 w16se w16cid w16 w16cex w16sdtdh w16sdtfl w16du wp14">
   <w:p>
     <w:pPr>
       <w:pStyle w:val="Cabealho"/>
@@ -647,6 +853,163 @@
     </w:pPr>
   </w:p>
 </w:hdr>
+</file>
+
+<file path=word/numbering.xml><?xml version="1.0" encoding="utf-8"?>
+<w:numbering xmlns:wpc="http://schemas.microsoft.com/office/word/2010/wordprocessingCanvas" xmlns:cx="http://schemas.microsoft.com/office/drawing/2014/chartex" xmlns:cx1="http://schemas.microsoft.com/office/drawing/2015/9/8/chartex" xmlns:cx2="http://schemas.microsoft.com/office/drawing/2015/10/21/chartex" xmlns:cx3="http://schemas.microsoft.com/office/drawing/2016/5/9/chartex" xmlns:cx4="http://schemas.microsoft.com/office/drawing/2016/5/10/chartex" xmlns:cx5="http://schemas.microsoft.com/office/drawing/2016/5/11/chartex" xmlns:cx6="http://schemas.microsoft.com/office/drawing/2016/5/12/chartex" xmlns:cx7="http://schemas.microsoft.com/office/drawing/2016/5/13/chartex" xmlns:cx8="http://schemas.microsoft.com/office/drawing/2016/5/14/chartex" xmlns:mc="http://schemas.openxmlformats.org/markup-compatibility/2006" xmlns:aink="http://schemas.microsoft.com/office/drawing/2016/ink" xmlns:am3d="http://schemas.microsoft.com/office/drawing/2017/model3d" xmlns:o="urn:schemas-microsoft-com:office:office" xmlns:oel="http://schemas.microsoft.com/office/2019/extlst" xmlns:r="http://schemas.openxmlformats.org/officeDocument/2006/relationships" xmlns:m="http://schemas.openxmlformats.org/officeDocument/2006/math" xmlns:v="urn:schemas-microsoft-com:vml" xmlns:wp14="http://schemas.microsoft.com/office/word/2010/wordprocessingDrawing" xmlns:wp="http://schemas.openxmlformats.org/drawingml/2006/wordprocessingDrawing" xmlns:w10="urn:schemas-microsoft-com:office:word" xmlns:w="http://schemas.openxmlformats.org/wordprocessingml/2006/main" xmlns:w14="http://schemas.microsoft.com/office/word/2010/wordml" xmlns:w15="http://schemas.microsoft.com/office/word/2012/wordml" xmlns:w16cei="http://schemas.microsoft.com/office/word/2026/wordml/cei" xmlns:w16cex="http://schemas.microsoft.com/office/word/2018/wordml/cex" xmlns:w16cid="http://schemas.microsoft.com/office/word/2016/wordml/cid" xmlns:w16="http://schemas.microsoft.com/office/word/2018/wordml" xmlns:w16du="http://schemas.microsoft.com/office/word/2023/wordml/word16du" xmlns:w16sdtdh="http://schemas.microsoft.com/office/word/2020/wordml/sdtdatahash" xmlns:w16sdtfl="http://schemas.microsoft.com/office/word/2024/wordml/sdtformatlock" xmlns:w16se="http://schemas.microsoft.com/office/word/2015/wordml/symex" xmlns:wpg="http://schemas.microsoft.com/office/word/2010/wordprocessingGroup" xmlns:wpi="http://schemas.microsoft.com/office/word/2010/wordprocessingInk" xmlns:wne="http://schemas.microsoft.com/office/word/2006/wordml" xmlns:wps="http://schemas.microsoft.com/office/word/2010/wordprocessingShape" mc:Ignorable="w14 w15 w16se w16cid w16 w16cex w16sdtdh w16sdtfl w16du wp14">
+  <w:abstractNum w:abstractNumId="0" w15:restartNumberingAfterBreak="0">
+    <w:nsid w:val="62383C18"/>
+    <w:multiLevelType w:val="multilevel"/>
+    <w:tmpl w:val="56D2135C"/>
+    <w:lvl w:ilvl="0">
+      <w:start w:val="1"/>
+      <w:numFmt w:val="bullet"/>
+      <w:lvlText w:val=""/>
+      <w:lvlJc w:val="left"/>
+      <w:pPr>
+        <w:tabs>
+          <w:tab w:val="num" w:pos="720"/>
+        </w:tabs>
+        <w:ind w:left="720" w:hanging="360"/>
+      </w:pPr>
+      <w:rPr>
+        <w:rFonts w:ascii="Symbol" w:hAnsi="Symbol" w:hint="default"/>
+        <w:sz w:val="20"/>
+      </w:rPr>
+    </w:lvl>
+    <w:lvl w:ilvl="1" w:tentative="1">
+      <w:start w:val="1"/>
+      <w:numFmt w:val="bullet"/>
+      <w:lvlText w:val="o"/>
+      <w:lvlJc w:val="left"/>
+      <w:pPr>
+        <w:tabs>
+          <w:tab w:val="num" w:pos="1440"/>
+        </w:tabs>
+        <w:ind w:left="1440" w:hanging="360"/>
+      </w:pPr>
+      <w:rPr>
+        <w:rFonts w:ascii="Courier New" w:hAnsi="Courier New" w:hint="default"/>
+        <w:sz w:val="20"/>
+      </w:rPr>
+    </w:lvl>
+    <w:lvl w:ilvl="2" w:tentative="1">
+      <w:start w:val="1"/>
+      <w:numFmt w:val="bullet"/>
+      <w:lvlText w:val=""/>
+      <w:lvlJc w:val="left"/>
+      <w:pPr>
+        <w:tabs>
+          <w:tab w:val="num" w:pos="2160"/>
+        </w:tabs>
+        <w:ind w:left="2160" w:hanging="360"/>
+      </w:pPr>
+      <w:rPr>
+        <w:rFonts w:ascii="Wingdings" w:hAnsi="Wingdings" w:hint="default"/>
+        <w:sz w:val="20"/>
+      </w:rPr>
+    </w:lvl>
+    <w:lvl w:ilvl="3" w:tentative="1">
+      <w:start w:val="1"/>
+      <w:numFmt w:val="bullet"/>
+      <w:lvlText w:val=""/>
+      <w:lvlJc w:val="left"/>
+      <w:pPr>
+        <w:tabs>
+          <w:tab w:val="num" w:pos="2880"/>
+        </w:tabs>
+        <w:ind w:left="2880" w:hanging="360"/>
+      </w:pPr>
+      <w:rPr>
+        <w:rFonts w:ascii="Wingdings" w:hAnsi="Wingdings" w:hint="default"/>
+        <w:sz w:val="20"/>
+      </w:rPr>
+    </w:lvl>
+    <w:lvl w:ilvl="4" w:tentative="1">
+      <w:start w:val="1"/>
+      <w:numFmt w:val="bullet"/>
+      <w:lvlText w:val=""/>
+      <w:lvlJc w:val="left"/>
+      <w:pPr>
+        <w:tabs>
+          <w:tab w:val="num" w:pos="3600"/>
+        </w:tabs>
+        <w:ind w:left="3600" w:hanging="360"/>
+      </w:pPr>
+      <w:rPr>
+        <w:rFonts w:ascii="Wingdings" w:hAnsi="Wingdings" w:hint="default"/>
+        <w:sz w:val="20"/>
+      </w:rPr>
+    </w:lvl>
+    <w:lvl w:ilvl="5" w:tentative="1">
+      <w:start w:val="1"/>
+      <w:numFmt w:val="bullet"/>
+      <w:lvlText w:val=""/>
+      <w:lvlJc w:val="left"/>
+      <w:pPr>
+        <w:tabs>
+          <w:tab w:val="num" w:pos="4320"/>
+        </w:tabs>
+        <w:ind w:left="4320" w:hanging="360"/>
+      </w:pPr>
+      <w:rPr>
+        <w:rFonts w:ascii="Wingdings" w:hAnsi="Wingdings" w:hint="default"/>
+        <w:sz w:val="20"/>
+      </w:rPr>
+    </w:lvl>
+    <w:lvl w:ilvl="6" w:tentative="1">
+      <w:start w:val="1"/>
+      <w:numFmt w:val="bullet"/>
+      <w:lvlText w:val=""/>
+      <w:lvlJc w:val="left"/>
+      <w:pPr>
+        <w:tabs>
+          <w:tab w:val="num" w:pos="5040"/>
+        </w:tabs>
+        <w:ind w:left="5040" w:hanging="360"/>
+      </w:pPr>
+      <w:rPr>
+        <w:rFonts w:ascii="Wingdings" w:hAnsi="Wingdings" w:hint="default"/>
+        <w:sz w:val="20"/>
+      </w:rPr>
+    </w:lvl>
+    <w:lvl w:ilvl="7" w:tentative="1">
+      <w:start w:val="1"/>
+      <w:numFmt w:val="bullet"/>
+      <w:lvlText w:val=""/>
+      <w:lvlJc w:val="left"/>
+      <w:pPr>
+        <w:tabs>
+          <w:tab w:val="num" w:pos="5760"/>
+        </w:tabs>
+        <w:ind w:left="5760" w:hanging="360"/>
+      </w:pPr>
+      <w:rPr>
+        <w:rFonts w:ascii="Wingdings" w:hAnsi="Wingdings" w:hint="default"/>
+        <w:sz w:val="20"/>
+      </w:rPr>
+    </w:lvl>
+    <w:lvl w:ilvl="8" w:tentative="1">
+      <w:start w:val="1"/>
+      <w:numFmt w:val="bullet"/>
+      <w:lvlText w:val=""/>
+      <w:lvlJc w:val="left"/>
+      <w:pPr>
+        <w:tabs>
+          <w:tab w:val="num" w:pos="6480"/>
+        </w:tabs>
+        <w:ind w:left="6480" w:hanging="360"/>
+      </w:pPr>
+      <w:rPr>
+        <w:rFonts w:ascii="Wingdings" w:hAnsi="Wingdings" w:hint="default"/>
+        <w:sz w:val="20"/>
+      </w:rPr>
+    </w:lvl>
+  </w:abstractNum>
+  <w:num w:numId="1" w16cid:durableId="376123632">
+    <w:abstractNumId w:val="0"/>
+  </w:num>
+</w:numbering>
 </file>
 
 <file path=word/styles.xml><?xml version="1.0" encoding="utf-8"?>
@@ -1255,7 +1618,6 @@
   <w:style w:type="character" w:default="1" w:styleId="Tipodeletrapredefinidodopargrafo">
     <w:name w:val="Default Paragraph Font"/>
     <w:uiPriority w:val="1"/>
-    <w:semiHidden/>
     <w:unhideWhenUsed/>
   </w:style>
   <w:style w:type="table" w:default="1" w:styleId="Tabelanormal">
